--- a/docs/software_overview.docx
+++ b/docs/software_overview.docx
@@ -951,7 +951,7 @@
               <w:pStyle w:val="Compact"/>
             </w:pPr>
             <w:r>
-              <w:t xml:space="preserve">nine test scripts and the standing rules</w:t>
+              <w:t xml:space="preserve">ten test scripts and the standing rules</w:t>
             </w:r>
           </w:p>
         </w:tc>
@@ -982,7 +982,7 @@
               <w:pStyle w:val="Compact"/>
             </w:pPr>
             <w:r>
-              <w:t xml:space="preserve">353 checks, all passing on 2026-09-16</w:t>
+              <w:t xml:space="preserve">381 checks, all passing on 2026-09-16</w:t>
             </w:r>
           </w:p>
         </w:tc>
@@ -3753,7 +3753,7 @@
         <w:pStyle w:val="FirstParagraph"/>
       </w:pPr>
       <w:r>
-        <w:t xml:space="preserve">Nine test scripts, each a plain script that counts checks in the</w:t>
+        <w:t xml:space="preserve">Ten test scripts, each a plain script that counts checks in the</w:t>
       </w:r>
       <w:r>
         <w:t xml:space="preserve"> </w:t>
@@ -4180,6 +4180,44 @@
             </w:pPr>
             <w:r>
               <w:t xml:space="preserve">the cut-in norm</w:t>
+            </w:r>
+          </w:p>
+        </w:tc>
+      </w:tr>
+      <w:tr>
+        <w:tc>
+          <w:tcPr/>
+          <w:p>
+            <w:pPr>
+              <w:pStyle w:val="Compact"/>
+            </w:pPr>
+            <w:r>
+              <w:rPr>
+                <w:rStyle w:val="VerbatimChar"/>
+              </w:rPr>
+              <w:t xml:space="preserve">tests/test_conflict.py</w:t>
+            </w:r>
+          </w:p>
+        </w:tc>
+        <w:tc>
+          <w:tcPr/>
+          <w:p>
+            <w:pPr>
+              <w:pStyle w:val="Compact"/>
+            </w:pPr>
+            <w:r>
+              <w:t xml:space="preserve">28</w:t>
+            </w:r>
+          </w:p>
+        </w:tc>
+        <w:tc>
+          <w:tcPr/>
+          <w:p>
+            <w:pPr>
+              <w:pStyle w:val="Compact"/>
+            </w:pPr>
+            <w:r>
+              <w:t xml:space="preserve">the projected-conflict gate (card PC.1, added 2026-09-16)</w:t>
             </w:r>
           </w:p>
         </w:tc>
